--- a/admin/PROGRAMACION WEB III - PADA 2026.docx
+++ b/admin/PROGRAMACION WEB III - PADA 2026.docx
@@ -122,7 +122,7 @@
           <w:szCs w:val="28"/>
           <w:rtl w:val="0"/>
         </w:rPr>
-        <w:t xml:space="preserve">AÑO LECTIVO: 202</w:t>
+        <w:t xml:space="preserve">AÑO LECTIVO: 2026</w:t>
       </w:r>
     </w:p>
     <w:p>
